--- a/Document/04_Literature_Survey_and_Patent_Search_Report.docx
+++ b/Document/04_Literature_Survey_and_Patent_Search_Report.docx
@@ -1185,6 +1185,58 @@
         <w:t>3. Freedom-to-Operate (FTO) is established for simulation and educational testing. No third-party patents block Category 2 experimental trials.</w:t>
       </w:r>
     </w:p>
+    <w:tbl>
+      <w:tblPr>
+        <w:tblW w:type="auto" w:w="0"/>
+        <w:jc w:val="center"/>
+        <w:tblLayout w:type="fixed"/>
+        <w:tblLook w:firstColumn="1" w:firstRow="1" w:lastColumn="0" w:lastRow="0" w:noHBand="0" w:noVBand="1" w:val="04A0"/>
+      </w:tblPr>
+      <w:tblGrid>
+        <w:gridCol w:w="5040"/>
+        <w:gridCol w:w="5040"/>
+      </w:tblGrid>
+      <w:tr>
+        <w:tc>
+          <w:tcPr>
+            <w:tcW w:type="dxa" w:w="5040"/>
+          </w:tcPr>
+          <w:p>
+            <w:r>
+              <w:t>Verified by Applicant 1:</w:t>
+              <w:br/>
+              <w:br/>
+              <w:t>___________________________________</w:t>
+              <w:br/>
+              <w:t>Dr. VIJAYANANDA</w:t>
+              <w:br/>
+              <w:t>Applicant 1 &amp; Clinical Lead</w:t>
+              <w:br/>
+              <w:t>Date: 11/10/2026</w:t>
+            </w:r>
+          </w:p>
+        </w:tc>
+        <w:tc>
+          <w:tcPr>
+            <w:tcW w:type="dxa" w:w="5040"/>
+          </w:tcPr>
+          <w:p>
+            <w:r>
+              <w:t>Verified by Applicant 2:</w:t>
+              <w:br/>
+              <w:br/>
+              <w:t>___________________________________</w:t>
+              <w:br/>
+              <w:t>Armaan Samir Jena</w:t>
+              <w:br/>
+              <w:t>Applicant 2 &amp; System Architect</w:t>
+              <w:br/>
+              <w:t>Date: 11/10/2026</w:t>
+            </w:r>
+          </w:p>
+        </w:tc>
+      </w:tr>
+    </w:tbl>
     <w:sectPr>
       <w:pgSz w:w="12240" w:h="15840"/>
       <w:pgMar w:top="1080" w:right="1080" w:bottom="1080" w:left="1080" w:header="720" w:footer="720" w:gutter="0"/>
